--- a/applications/SHIELD/Documentation/Supplement/shield_supplement.docx
+++ b/applications/SHIELD/Documentation/Supplement/shield_supplement.docx
@@ -3672,6 +3672,129 @@
     </w:p>
     <w:p>
       <w:pPr>
+        <w:pStyle w:val="ListParagraph"/>
+        <w:numPr>
+          <w:ilvl w:val="0"/>
+          <w:numId w:val="43"/>
+        </w:numPr>
+        <w:spacing w:before="240" w:after="240"/>
+        <w:rPr>
+          <w:b/>
+          <w:bCs/>
+          <w:i/>
+          <w:iCs/>
+        </w:rPr>
+      </w:pPr>
+      <w:r>
+        <w:rPr>
+          <w:b/>
+          <w:bCs/>
+          <w:i/>
+          <w:iCs/>
+        </w:rPr>
+        <w:t xml:space="preserve">Initial Population Composition: </w:t>
+      </w:r>
+      <w:r>
+        <w:rPr>
+          <w:i/>
+          <w:iCs/>
+        </w:rPr>
+        <w:t>The initial population composition is defined based on demographic characteristics such as age, sex, race/ethnicity, and sexual behavior. This underlying population is informed by U.S. census data, with full demographic composition only available from 2010 onward. As such, we assume a fixed population size and composition up to the year 2010. Capturing earlier periods prior to 2010 helps us reflect the syphilis epidemiology more closely, while after 2010, we allow for the natural evolution of population size and composition.</w:t>
+      </w:r>
+    </w:p>
+    <w:p>
+      <w:pPr>
+        <w:pStyle w:val="ListParagraph"/>
+        <w:numPr>
+          <w:ilvl w:val="0"/>
+          <w:numId w:val="43"/>
+        </w:numPr>
+        <w:spacing w:before="240" w:after="240"/>
+        <w:rPr>
+          <w:i/>
+          <w:iCs/>
+        </w:rPr>
+      </w:pPr>
+      <w:r>
+        <w:rPr>
+          <w:b/>
+          <w:bCs/>
+          <w:i/>
+          <w:iCs/>
+        </w:rPr>
+        <w:t xml:space="preserve">Births and Deaths: </w:t>
+      </w:r>
+      <w:r>
+        <w:rPr>
+          <w:i/>
+          <w:iCs/>
+        </w:rPr>
+        <w:t>The model captures demographic transitions related to births and deaths, which are key factors in shaping the population's size and structure over time. Births are modeled based on fertility rates, while deaths occur due to a combination of natural causes and disease progression. Deaths in the infected population, particularly those in the late latent and terminal stages of syphilis, are critical for modeling disease outcomes. These transitions ensure that the model reflects the reality of population turnover, with individuals entering and exiting the population through both natural processes and disease-related mortality.</w:t>
+      </w:r>
+    </w:p>
+    <w:p>
+      <w:pPr>
+        <w:pStyle w:val="ListParagraph"/>
+        <w:numPr>
+          <w:ilvl w:val="0"/>
+          <w:numId w:val="43"/>
+        </w:numPr>
+        <w:spacing w:before="240" w:after="240"/>
+        <w:rPr>
+          <w:i/>
+          <w:iCs/>
+        </w:rPr>
+      </w:pPr>
+      <w:r>
+        <w:rPr>
+          <w:b/>
+          <w:bCs/>
+          <w:i/>
+          <w:iCs/>
+        </w:rPr>
+        <w:t xml:space="preserve">Differential Aging Rates: </w:t>
+      </w:r>
+      <w:r>
+        <w:rPr>
+          <w:i/>
+          <w:iCs/>
+        </w:rPr>
+        <w:t>These rates are included in the model to reflect how the population ages at different rates across various demographic groups. Aging is modeled as a gradual process, where individuals transition between age categories over time. The rate of aging may vary by race or health status. This factor is crucial for capturing the evolution of the population's composition over time</w:t>
+      </w:r>
+    </w:p>
+    <w:p>
+      <w:pPr>
+        <w:pStyle w:val="ListParagraph"/>
+        <w:numPr>
+          <w:ilvl w:val="0"/>
+          <w:numId w:val="43"/>
+        </w:numPr>
+        <w:spacing w:before="240" w:after="240"/>
+        <w:rPr>
+          <w:i/>
+          <w:iCs/>
+        </w:rPr>
+      </w:pPr>
+      <w:r>
+        <w:rPr>
+          <w:b/>
+          <w:bCs/>
+          <w:i/>
+          <w:iCs/>
+        </w:rPr>
+        <w:t xml:space="preserve">Sexual Transmission: </w:t>
+      </w:r>
+      <w:r>
+        <w:rPr>
+          <w:i/>
+          <w:iCs/>
+        </w:rPr>
+        <w:t>One of the primary transitions modeled is sexual transmission, which describes how syphilis and other STIs are transmitted between individuals. This includes transitions between the uninfected and infected states (e.g. from susceptible to undiagnosed or diagnosed.untreated, and vice versa). Sexual transmission is influenced by behavior (e.g., whether individuals engage in heterosexual or MSM sexual activities) and demographic factors, including age and race/ethnicity. This dynamic allows the model to capture how infection spreads through the population over time, particularly within different sexual networks and risk groups.</w:t>
+      </w:r>
+    </w:p>
+    <w:p/>
+    <w:p>
+      <w:pPr>
         <w:pStyle w:val="Heading2"/>
       </w:pPr>
       <w:r>
@@ -3819,7 +3942,11 @@
         <w:t>₂₀₁₀</w:t>
       </w:r>
       <w:r>
-        <w:t>), where δ is the after modifier). This dampens the projected trend to reflect uncertainty in future fertility trajectories. The after modifier was shared across all subgroups and sampled during calibration.</w:t>
+        <w:t xml:space="preserve">), where δ is the after modifier). This dampens the projected trend </w:t>
+      </w:r>
+      <w:r>
+        <w:lastRenderedPageBreak/>
+        <w:t>to reflect uncertainty in future fertility trajectories. The after modifier was shared across all subgroups and sampled during calibration.</w:t>
       </w:r>
     </w:p>
     <w:p>
@@ -4021,7 +4148,6 @@
         <w:pStyle w:val="Heading1"/>
       </w:pPr>
       <w:r>
-        <w:lastRenderedPageBreak/>
         <w:t>Calibration targets</w:t>
       </w:r>
     </w:p>
@@ -11128,6 +11254,97 @@
       </w:pPr>
       <w:r>
         <w:t>- Computational implementation: Deterministic ODE model integrated with a fixed-step solver validated for stability; likelihood evaluation cached stratified outputs to reduce runtime. Parallel chains in Stage 3 were run on separate cores with identical random number seeds offset to ensure independence.</w:t>
+      </w:r>
+    </w:p>
+    <w:p>
+      <w:pPr>
+        <w:spacing w:before="0" w:after="0"/>
+      </w:pPr>
+      <w:r>
+        <w:br w:type="page"/>
+      </w:r>
+    </w:p>
+    <w:p>
+      <w:pPr>
+        <w:spacing w:before="0" w:after="0"/>
+      </w:pPr>
+      <w:r>
+        <w:lastRenderedPageBreak/>
+        <w:br w:type="page"/>
+      </w:r>
+      <w:r>
+        <w:rPr>
+          <w:b/>
+          <w:bCs/>
+        </w:rPr>
+        <w:lastRenderedPageBreak/>
+        <w:t>Constraints on extrapolation.</w:t>
+      </w:r>
+      <w:r>
+        <w:t xml:space="preserve"> </w:t>
+      </w:r>
+    </w:p>
+    <w:p>
+      <w:pPr>
+        <w:spacing w:before="0" w:after="0"/>
+      </w:pPr>
+      <w:r>
+        <w:t>Extrapolation beyond the calibration period is constrained in two ways. Each simulation samples a modifier of the post-calibration slope, allowing future trends to be steeper or shallower than those observed historically. Each also samples a calendar year after which parameters cease to improve on baseline trends, preventing secular improvement from continuing indefinitely. Testing, viral suppression, and PrEP coverage are additionally subject to upper bounds that cannot be exceeded absent an explicit intervention.</w:t>
+      </w:r>
+    </w:p>
+    <w:p>
+      <w:pPr>
+        <w:numPr>
+          <w:ilvl w:val="0"/>
+          <w:numId w:val="9"/>
+        </w:numPr>
+        <w:spacing w:before="0" w:after="0"/>
+      </w:pPr>
+      <w:r>
+        <w:t>These constraints determine how much improvement the model projects in the care cascade over the coming decade in the absence of any policy change, and therefore how much room for improvement remains at baseline. If the model fits a rising trend in viral suppression through the calibration period, that trend is projected forward — but bounded, so that suppression approaches rather than passes a plausible maximum. The value of that bound shapes the baseline trajectory: a higher ceiling permits continued gains through the projection period, while a lower one causes the trajectory to flatten sooner.</w:t>
+      </w:r>
+    </w:p>
+    <w:p>
+      <w:pPr>
+        <w:numPr>
+          <w:ilvl w:val="0"/>
+          <w:numId w:val="9"/>
+        </w:numPr>
+        <w:spacing w:before="0" w:after="0"/>
+      </w:pPr>
+      <w:r>
+        <w:t>Because these constraints apply to the continuation and disruption scenarios alike, they discipline both arms of every comparison rather than only the counterfactual. Their effect on the contrast between arms is nonetheless not neutral. A disruption scenario moves the affected parameter away from its ceiling, so the bound is more likely to constrain the continuation scenario than the disruption scenario; a conservatively low ceiling therefore compresses projected divergence between the two and, if anything, understates the projected impact of disruption. We regard this as the appropriate direction of error for an analysis whose purpose is to estimate the consequences of withdrawing services, and we report the ceilings used so that readers can judge their plausibility</w:t>
+      </w:r>
+    </w:p>
+    <w:p>
+      <w:pPr>
+        <w:spacing w:before="0" w:after="0"/>
+      </w:pPr>
+    </w:p>
+    <w:p>
+      <w:pPr>
+        <w:spacing w:before="0" w:after="0"/>
+      </w:pPr>
+      <w:r>
+        <w:br w:type="page"/>
+      </w:r>
+    </w:p>
+    <w:p>
+      <w:pPr>
+        <w:spacing w:before="0" w:after="0"/>
+      </w:pPr>
+      <w:r>
+        <w:lastRenderedPageBreak/>
+        <w:br w:type="page"/>
+      </w:r>
+    </w:p>
+    <w:p>
+      <w:pPr>
+        <w:spacing w:before="0" w:after="0"/>
+      </w:pPr>
+      <w:r>
+        <w:lastRenderedPageBreak/>
+        <w:br w:type="page"/>
       </w:r>
     </w:p>
     <w:p>
@@ -15304,6 +15521,122 @@
     </w:lvl>
   </w:abstractNum>
   <w:abstractNum w:abstractNumId="33" w15:restartNumberingAfterBreak="0">
+    <w:nsid w:val="72AE5E7B"/>
+    <w:multiLevelType w:val="hybridMultilevel"/>
+    <w:tmpl w:val="A238DD84"/>
+    <w:lvl w:ilvl="0" w:tplc="2EBAF1CE">
+      <w:start w:val="1"/>
+      <w:numFmt w:val="bullet"/>
+      <w:lvlText w:val="•"/>
+      <w:lvlJc w:val="left"/>
+      <w:pPr>
+        <w:tabs>
+          <w:tab w:val="num" w:pos="720"/>
+        </w:tabs>
+        <w:ind w:left="720" w:hanging="360"/>
+      </w:pPr>
+      <w:rPr>
+        <w:rFonts w:ascii="Arial" w:hAnsi="Arial" w:hint="default"/>
+      </w:rPr>
+    </w:lvl>
+    <w:lvl w:ilvl="1" w:tplc="04090003" w:tentative="1">
+      <w:start w:val="1"/>
+      <w:numFmt w:val="bullet"/>
+      <w:lvlText w:val="o"/>
+      <w:lvlJc w:val="left"/>
+      <w:pPr>
+        <w:ind w:left="1440" w:hanging="360"/>
+      </w:pPr>
+      <w:rPr>
+        <w:rFonts w:ascii="Courier New" w:hAnsi="Courier New" w:hint="default"/>
+      </w:rPr>
+    </w:lvl>
+    <w:lvl w:ilvl="2" w:tplc="04090005" w:tentative="1">
+      <w:start w:val="1"/>
+      <w:numFmt w:val="bullet"/>
+      <w:lvlText w:val=""/>
+      <w:lvlJc w:val="left"/>
+      <w:pPr>
+        <w:ind w:left="2160" w:hanging="360"/>
+      </w:pPr>
+      <w:rPr>
+        <w:rFonts w:ascii="Wingdings" w:hAnsi="Wingdings" w:hint="default"/>
+      </w:rPr>
+    </w:lvl>
+    <w:lvl w:ilvl="3" w:tplc="04090001" w:tentative="1">
+      <w:start w:val="1"/>
+      <w:numFmt w:val="bullet"/>
+      <w:lvlText w:val=""/>
+      <w:lvlJc w:val="left"/>
+      <w:pPr>
+        <w:ind w:left="2880" w:hanging="360"/>
+      </w:pPr>
+      <w:rPr>
+        <w:rFonts w:ascii="Symbol" w:hAnsi="Symbol" w:hint="default"/>
+      </w:rPr>
+    </w:lvl>
+    <w:lvl w:ilvl="4" w:tplc="04090003" w:tentative="1">
+      <w:start w:val="1"/>
+      <w:numFmt w:val="bullet"/>
+      <w:lvlText w:val="o"/>
+      <w:lvlJc w:val="left"/>
+      <w:pPr>
+        <w:ind w:left="3600" w:hanging="360"/>
+      </w:pPr>
+      <w:rPr>
+        <w:rFonts w:ascii="Courier New" w:hAnsi="Courier New" w:hint="default"/>
+      </w:rPr>
+    </w:lvl>
+    <w:lvl w:ilvl="5" w:tplc="04090005" w:tentative="1">
+      <w:start w:val="1"/>
+      <w:numFmt w:val="bullet"/>
+      <w:lvlText w:val=""/>
+      <w:lvlJc w:val="left"/>
+      <w:pPr>
+        <w:ind w:left="4320" w:hanging="360"/>
+      </w:pPr>
+      <w:rPr>
+        <w:rFonts w:ascii="Wingdings" w:hAnsi="Wingdings" w:hint="default"/>
+      </w:rPr>
+    </w:lvl>
+    <w:lvl w:ilvl="6" w:tplc="04090001" w:tentative="1">
+      <w:start w:val="1"/>
+      <w:numFmt w:val="bullet"/>
+      <w:lvlText w:val=""/>
+      <w:lvlJc w:val="left"/>
+      <w:pPr>
+        <w:ind w:left="5040" w:hanging="360"/>
+      </w:pPr>
+      <w:rPr>
+        <w:rFonts w:ascii="Symbol" w:hAnsi="Symbol" w:hint="default"/>
+      </w:rPr>
+    </w:lvl>
+    <w:lvl w:ilvl="7" w:tplc="04090003" w:tentative="1">
+      <w:start w:val="1"/>
+      <w:numFmt w:val="bullet"/>
+      <w:lvlText w:val="o"/>
+      <w:lvlJc w:val="left"/>
+      <w:pPr>
+        <w:ind w:left="5760" w:hanging="360"/>
+      </w:pPr>
+      <w:rPr>
+        <w:rFonts w:ascii="Courier New" w:hAnsi="Courier New" w:hint="default"/>
+      </w:rPr>
+    </w:lvl>
+    <w:lvl w:ilvl="8" w:tplc="04090005" w:tentative="1">
+      <w:start w:val="1"/>
+      <w:numFmt w:val="bullet"/>
+      <w:lvlText w:val=""/>
+      <w:lvlJc w:val="left"/>
+      <w:pPr>
+        <w:ind w:left="6480" w:hanging="360"/>
+      </w:pPr>
+      <w:rPr>
+        <w:rFonts w:ascii="Wingdings" w:hAnsi="Wingdings" w:hint="default"/>
+      </w:rPr>
+    </w:lvl>
+  </w:abstractNum>
+  <w:abstractNum w:abstractNumId="34" w15:restartNumberingAfterBreak="0">
     <w:nsid w:val="775B2B9D"/>
     <w:multiLevelType w:val="hybridMultilevel"/>
     <w:tmpl w:val="073A9D04"/>
@@ -15416,7 +15749,7 @@
       </w:rPr>
     </w:lvl>
   </w:abstractNum>
-  <w:abstractNum w:abstractNumId="34" w15:restartNumberingAfterBreak="0">
+  <w:abstractNum w:abstractNumId="35" w15:restartNumberingAfterBreak="0">
     <w:nsid w:val="77AE2289"/>
     <w:multiLevelType w:val="multilevel"/>
     <w:tmpl w:val="5612665A"/>
@@ -15527,7 +15860,7 @@
       </w:rPr>
     </w:lvl>
   </w:abstractNum>
-  <w:abstractNum w:abstractNumId="35" w15:restartNumberingAfterBreak="0">
+  <w:abstractNum w:abstractNumId="36" w15:restartNumberingAfterBreak="0">
     <w:nsid w:val="79E347BC"/>
     <w:multiLevelType w:val="hybridMultilevel"/>
     <w:tmpl w:val="7A34916A"/>
@@ -15640,7 +15973,7 @@
       </w:rPr>
     </w:lvl>
   </w:abstractNum>
-  <w:abstractNum w:abstractNumId="36" w15:restartNumberingAfterBreak="0">
+  <w:abstractNum w:abstractNumId="37" w15:restartNumberingAfterBreak="0">
     <w:nsid w:val="7DD06608"/>
     <w:multiLevelType w:val="multilevel"/>
     <w:tmpl w:val="46964726"/>
@@ -15787,7 +16120,7 @@
     <w:abstractNumId w:val="11"/>
   </w:num>
   <w:num w:numId="12" w16cid:durableId="408889406">
-    <w:abstractNumId w:val="36"/>
+    <w:abstractNumId w:val="37"/>
   </w:num>
   <w:num w:numId="13" w16cid:durableId="383061604">
     <w:abstractNumId w:val="20"/>
@@ -15808,7 +16141,7 @@
     <w:abstractNumId w:val="9"/>
   </w:num>
   <w:num w:numId="19" w16cid:durableId="711271178">
-    <w:abstractNumId w:val="35"/>
+    <w:abstractNumId w:val="36"/>
   </w:num>
   <w:num w:numId="20" w16cid:durableId="848829694">
     <w:abstractNumId w:val="15"/>
@@ -15817,7 +16150,7 @@
     <w:abstractNumId w:val="32"/>
   </w:num>
   <w:num w:numId="22" w16cid:durableId="587929768">
-    <w:abstractNumId w:val="34"/>
+    <w:abstractNumId w:val="35"/>
   </w:num>
   <w:num w:numId="23" w16cid:durableId="1091009125">
     <w:abstractNumId w:val="22"/>
@@ -15874,10 +16207,13 @@
     <w:abstractNumId w:val="10"/>
   </w:num>
   <w:num w:numId="41" w16cid:durableId="1263341541">
-    <w:abstractNumId w:val="33"/>
+    <w:abstractNumId w:val="34"/>
   </w:num>
   <w:num w:numId="42" w16cid:durableId="289214295">
     <w:abstractNumId w:val="14"/>
+  </w:num>
+  <w:num w:numId="43" w16cid:durableId="975717653">
+    <w:abstractNumId w:val="33"/>
   </w:num>
 </w:numbering>
 </file>
@@ -16527,7 +16863,6 @@
   <w:style w:type="character" w:default="1" w:styleId="DefaultParagraphFont">
     <w:name w:val="Default Paragraph Font"/>
     <w:uiPriority w:val="1"/>
-    <w:semiHidden/>
     <w:unhideWhenUsed/>
   </w:style>
   <w:style w:type="table" w:default="1" w:styleId="TableNormal">

--- a/applications/SHIELD/Documentation/Supplement/shield_supplement.docx
+++ b/applications/SHIELD/Documentation/Supplement/shield_supplement.docx
@@ -1,6 +1,6 @@
 
 <file path=word/document.xml><?xml version="1.0" encoding="utf-8"?>
-<w:document xmlns:wpc="http://schemas.microsoft.com/office/word/2010/wordprocessingCanvas" xmlns:cx="http://schemas.microsoft.com/office/drawing/2014/chartex" xmlns:cx1="http://schemas.microsoft.com/office/drawing/2015/9/8/chartex" xmlns:cx2="http://schemas.microsoft.com/office/drawing/2015/10/21/chartex" xmlns:cx3="http://schemas.microsoft.com/office/drawing/2016/5/9/chartex" xmlns:cx4="http://schemas.microsoft.com/office/drawing/2016/5/10/chartex" xmlns:cx5="http://schemas.microsoft.com/office/drawing/2016/5/11/chartex" xmlns:cx6="http://schemas.microsoft.com/office/drawing/2016/5/12/chartex" xmlns:cx7="http://schemas.microsoft.com/office/drawing/2016/5/13/chartex" xmlns:cx8="http://schemas.microsoft.com/office/drawing/2016/5/14/chartex" xmlns:mc="http://schemas.openxmlformats.org/markup-compatibility/2006" xmlns:m="http://schemas.openxmlformats.org/officeDocument/2006/math" xmlns:aink="http://schemas.microsoft.com/office/drawing/2016/ink" xmlns:am3d="http://schemas.microsoft.com/office/drawing/2017/model3d" xmlns:oel="http://schemas.microsoft.com/office/2019/extlst" xmlns:r="http://schemas.openxmlformats.org/officeDocument/2006/relationships" xmlns:wp14="http://schemas.microsoft.com/office/word/2010/wordprocessingDrawing" xmlns:wp="http://schemas.openxmlformats.org/drawingml/2006/wordprocessingDrawing" xmlns:wpg="http://schemas.microsoft.com/office/word/2010/wordprocessingGroup" xmlns:wpi="http://schemas.microsoft.com/office/word/2010/wordprocessingInk" xmlns:wps="http://schemas.microsoft.com/office/word/2010/wordprocessingShape" xmlns:o="urn:schemas-microsoft-com:office:office" xmlns:v="urn:schemas-microsoft-com:vml" xmlns:w10="urn:schemas-microsoft-com:office:word" xmlns:w="http://schemas.openxmlformats.org/wordprocessingml/2006/main" xmlns:w14="http://schemas.microsoft.com/office/word/2010/wordml" xmlns:w15="http://schemas.microsoft.com/office/word/2012/wordml" xmlns:w16cei="http://schemas.microsoft.com/office/word/2026/wordml/cei" xmlns:w16cex="http://schemas.microsoft.com/office/word/2018/wordml/cex" xmlns:w16cid="http://schemas.microsoft.com/office/word/2016/wordml/cid" xmlns:w16="http://schemas.microsoft.com/office/word/2018/wordml" xmlns:w16sdtdh="http://schemas.microsoft.com/office/word/2020/wordml/sdtdatahash" xmlns:w16sdtfl="http://schemas.microsoft.com/office/word/2024/wordml/sdtformatlock" xmlns:w16se="http://schemas.microsoft.com/office/word/2015/wordml/symex" xmlns:w16du="http://schemas.microsoft.com/office/word/2023/wordml/word16du" xmlns:wne="http://schemas.microsoft.com/office/word/2006/wordml" mc:Ignorable="w14 w15 w16se w16cid w16 w16cex w16sdtdh w16sdtfl w16du wp14">
+<w:document xmlns:wpc="http://schemas.microsoft.com/office/word/2010/wordprocessingCanvas" xmlns:cx="http://schemas.microsoft.com/office/drawing/2014/chartex" xmlns:cx1="http://schemas.microsoft.com/office/drawing/2015/9/8/chartex" xmlns:cx2="http://schemas.microsoft.com/office/drawing/2015/10/21/chartex" xmlns:cx3="http://schemas.microsoft.com/office/drawing/2016/5/9/chartex" xmlns:cx4="http://schemas.microsoft.com/office/drawing/2016/5/10/chartex" xmlns:cx5="http://schemas.microsoft.com/office/drawing/2016/5/11/chartex" xmlns:cx6="http://schemas.microsoft.com/office/drawing/2016/5/12/chartex" xmlns:cx7="http://schemas.microsoft.com/office/drawing/2016/5/13/chartex" xmlns:cx8="http://schemas.microsoft.com/office/drawing/2016/5/14/chartex" xmlns:mc="http://schemas.openxmlformats.org/markup-compatibility/2006" xmlns:aink="http://schemas.microsoft.com/office/drawing/2016/ink" xmlns:am3d="http://schemas.microsoft.com/office/drawing/2017/model3d" xmlns:o="urn:schemas-microsoft-com:office:office" xmlns:oel="http://schemas.microsoft.com/office/2019/extlst" xmlns:r="http://schemas.openxmlformats.org/officeDocument/2006/relationships" xmlns:m="http://schemas.openxmlformats.org/officeDocument/2006/math" xmlns:v="urn:schemas-microsoft-com:vml" xmlns:wp14="http://schemas.microsoft.com/office/word/2010/wordprocessingDrawing" xmlns:wp="http://schemas.openxmlformats.org/drawingml/2006/wordprocessingDrawing" xmlns:w10="urn:schemas-microsoft-com:office:word" xmlns:w="http://schemas.openxmlformats.org/wordprocessingml/2006/main" xmlns:w14="http://schemas.microsoft.com/office/word/2010/wordml" xmlns:w15="http://schemas.microsoft.com/office/word/2012/wordml" xmlns:w16cei="http://schemas.microsoft.com/office/word/2026/wordml/cei" xmlns:w16cex="http://schemas.microsoft.com/office/word/2018/wordml/cex" xmlns:w16cid="http://schemas.microsoft.com/office/word/2016/wordml/cid" xmlns:w16="http://schemas.microsoft.com/office/word/2018/wordml" xmlns:w16du="http://schemas.microsoft.com/office/word/2023/wordml/word16du" xmlns:w16sdtdh="http://schemas.microsoft.com/office/word/2020/wordml/sdtdatahash" xmlns:w16sdtfl="http://schemas.microsoft.com/office/word/2024/wordml/sdtformatlock" xmlns:w16se="http://schemas.microsoft.com/office/word/2015/wordml/symex" xmlns:wpg="http://schemas.microsoft.com/office/word/2010/wordprocessingGroup" xmlns:wpi="http://schemas.microsoft.com/office/word/2010/wordprocessingInk" xmlns:wne="http://schemas.microsoft.com/office/word/2006/wordml" xmlns:wps="http://schemas.microsoft.com/office/word/2010/wordprocessingShape" mc:Ignorable="w14 w15 w16se w16cid w16 w16cex w16sdtdh w16sdtfl w16du wp14">
   <w:body>
     <w:p>
       <w:pPr>
@@ -4151,17 +4151,6 @@
         <w:t>Calibration targets</w:t>
       </w:r>
     </w:p>
-    <w:p>
-      <w:r>
-        <w:t>List of all calibration targets</w:t>
-      </w:r>
-    </w:p>
-    <w:p/>
-    <w:p>
-      <w:r>
-        <w:t>@Andrew, we will likely need to include a subsection on some of these calibration targets to describe how the likelihood function was constructed. for example, proportion of male diagnosis among MSM or future growth penalty</w:t>
-      </w:r>
-    </w:p>
     <w:tbl>
       <w:tblPr>
         <w:tblStyle w:val="TableGrid"/>
@@ -4169,15 +4158,15 @@
         <w:tblLook w:val="04A0" w:firstRow="1" w:lastRow="0" w:firstColumn="1" w:lastColumn="0" w:noHBand="0" w:noVBand="1"/>
       </w:tblPr>
       <w:tblGrid>
-        <w:gridCol w:w="2801"/>
-        <w:gridCol w:w="2446"/>
-        <w:gridCol w:w="2861"/>
-        <w:gridCol w:w="2682"/>
+        <w:gridCol w:w="2768"/>
+        <w:gridCol w:w="2409"/>
+        <w:gridCol w:w="2841"/>
+        <w:gridCol w:w="2772"/>
       </w:tblGrid>
       <w:tr>
         <w:tc>
           <w:tcPr>
-            <w:tcW w:w="2801" w:type="dxa"/>
+            <w:tcW w:w="2768" w:type="dxa"/>
           </w:tcPr>
           <w:p>
             <w:r>
@@ -4187,7 +4176,7 @@
         </w:tc>
         <w:tc>
           <w:tcPr>
-            <w:tcW w:w="2446" w:type="dxa"/>
+            <w:tcW w:w="2409" w:type="dxa"/>
           </w:tcPr>
           <w:p>
             <w:r>
@@ -4197,7 +4186,7 @@
         </w:tc>
         <w:tc>
           <w:tcPr>
-            <w:tcW w:w="2861" w:type="dxa"/>
+            <w:tcW w:w="2841" w:type="dxa"/>
           </w:tcPr>
           <w:p>
             <w:r>
@@ -4207,7 +4196,7 @@
         </w:tc>
         <w:tc>
           <w:tcPr>
-            <w:tcW w:w="2682" w:type="dxa"/>
+            <w:tcW w:w="2772" w:type="dxa"/>
           </w:tcPr>
           <w:p>
             <w:r>
@@ -4219,30 +4208,47 @@
       <w:tr>
         <w:tc>
           <w:tcPr>
-            <w:tcW w:w="2801" w:type="dxa"/>
-          </w:tcPr>
-          <w:p/>
-        </w:tc>
-        <w:tc>
-          <w:tcPr>
-            <w:tcW w:w="2446" w:type="dxa"/>
-          </w:tcPr>
-          <w:p/>
-        </w:tc>
-        <w:tc>
-          <w:tcPr>
-            <w:tcW w:w="2861" w:type="dxa"/>
-          </w:tcPr>
-          <w:p>
-            <w:r>
-              <w:t># years, stratification level/ Stage</w:t>
-            </w:r>
-          </w:p>
-          <w:p/>
-        </w:tc>
-        <w:tc>
-          <w:tcPr>
-            <w:tcW w:w="2682" w:type="dxa"/>
+            <w:tcW w:w="2768" w:type="dxa"/>
+          </w:tcPr>
+          <w:p>
+            <w:r>
+              <w:t>Primary &amp; Secondary syphilis diagnosis count</w:t>
+            </w:r>
+          </w:p>
+        </w:tc>
+        <w:tc>
+          <w:tcPr>
+            <w:tcW w:w="2409" w:type="dxa"/>
+          </w:tcPr>
+          <w:p>
+            <w:r>
+              <w:t>2010 to 2022</w:t>
+            </w:r>
+          </w:p>
+        </w:tc>
+        <w:tc>
+          <w:tcPr>
+            <w:tcW w:w="2841" w:type="dxa"/>
+          </w:tcPr>
+          <w:p>
+            <w:r>
+              <w:t>Total (stage1)</w:t>
+            </w:r>
+          </w:p>
+          <w:p>
+            <w:r>
+              <w:t>Total and one-way by sex, race, and age (stage2)</w:t>
+            </w:r>
+          </w:p>
+          <w:p>
+            <w:r>
+              <w:t xml:space="preserve">Total, one-way and two-way by sex, race, and age (stage3) </w:t>
+            </w:r>
+          </w:p>
+        </w:tc>
+        <w:tc>
+          <w:tcPr>
+            <w:tcW w:w="2772" w:type="dxa"/>
           </w:tcPr>
           <w:p/>
         </w:tc>
@@ -4250,177 +4256,550 @@
       <w:tr>
         <w:tc>
           <w:tcPr>
-            <w:tcW w:w="2801" w:type="dxa"/>
-          </w:tcPr>
-          <w:p>
-            <w:r>
-              <w:t>Primary &amp; Secondary syphilis diagnosis count</w:t>
-            </w:r>
-          </w:p>
-        </w:tc>
-        <w:tc>
-          <w:tcPr>
-            <w:tcW w:w="2446" w:type="dxa"/>
-          </w:tcPr>
-          <w:p>
-            <w:r>
-              <w:t>2010 to 2022</w:t>
-            </w:r>
-          </w:p>
-        </w:tc>
-        <w:tc>
-          <w:tcPr>
-            <w:tcW w:w="2861" w:type="dxa"/>
-          </w:tcPr>
-          <w:p>
-            <w:r>
-              <w:t>Total (stage1)</w:t>
-            </w:r>
-          </w:p>
-          <w:p>
-            <w:r>
-              <w:t>Total and one-way by sex, race, and age (stage2)</w:t>
-            </w:r>
-          </w:p>
-          <w:p>
-            <w:r>
-              <w:t xml:space="preserve">Total, one-way and two-way by sex, race, and age (stage3) </w:t>
-            </w:r>
-          </w:p>
-        </w:tc>
-        <w:tc>
-          <w:tcPr>
-            <w:tcW w:w="2682" w:type="dxa"/>
-          </w:tcPr>
-          <w:p/>
+            <w:tcW w:w="2768" w:type="dxa"/>
+          </w:tcPr>
+          <w:p>
+            <w:r>
+              <w:t>Population</w:t>
+            </w:r>
+          </w:p>
+        </w:tc>
+        <w:tc>
+          <w:tcPr>
+            <w:tcW w:w="2409" w:type="dxa"/>
+          </w:tcPr>
+          <w:p>
+            <w:r>
+              <w:t>2010 to 2023</w:t>
+            </w:r>
+          </w:p>
+        </w:tc>
+        <w:tc>
+          <w:tcPr>
+            <w:tcW w:w="2841" w:type="dxa"/>
+          </w:tcPr>
+          <w:p>
+            <w:r>
+              <w:t>Total, one-way and two-way by age, race, and sex (stages 1, 3, and 4)</w:t>
+            </w:r>
+          </w:p>
+        </w:tc>
+        <w:tc>
+          <w:tcPr>
+            <w:tcW w:w="2772" w:type="dxa"/>
+          </w:tcPr>
+          <w:p>
+            <w:r>
+              <w:t>Census</w:t>
+            </w:r>
+          </w:p>
         </w:tc>
       </w:tr>
       <w:tr>
         <w:tc>
           <w:tcPr>
-            <w:tcW w:w="2801" w:type="dxa"/>
-          </w:tcPr>
-          <w:p/>
-        </w:tc>
-        <w:tc>
-          <w:tcPr>
-            <w:tcW w:w="2446" w:type="dxa"/>
-          </w:tcPr>
-          <w:p/>
-        </w:tc>
-        <w:tc>
-          <w:tcPr>
-            <w:tcW w:w="2861" w:type="dxa"/>
-          </w:tcPr>
-          <w:p/>
-        </w:tc>
-        <w:tc>
-          <w:tcPr>
-            <w:tcW w:w="2682" w:type="dxa"/>
-          </w:tcPr>
-          <w:p/>
+            <w:tcW w:w="2768" w:type="dxa"/>
+          </w:tcPr>
+          <w:p>
+            <w:r>
+              <w:t>Deaths</w:t>
+            </w:r>
+          </w:p>
+        </w:tc>
+        <w:tc>
+          <w:tcPr>
+            <w:tcW w:w="2409" w:type="dxa"/>
+          </w:tcPr>
+          <w:p>
+            <w:r>
+              <w:t>2010 to 2023</w:t>
+            </w:r>
+          </w:p>
+        </w:tc>
+        <w:tc>
+          <w:tcPr>
+            <w:tcW w:w="2841" w:type="dxa"/>
+          </w:tcPr>
+          <w:p>
+            <w:r>
+              <w:t>Total, one-way and two-way by age, race, and sex (stages 1, 3, and 4)</w:t>
+            </w:r>
+          </w:p>
+        </w:tc>
+        <w:tc>
+          <w:tcPr>
+            <w:tcW w:w="2772" w:type="dxa"/>
+          </w:tcPr>
+          <w:p>
+            <w:r>
+              <w:t>Census and CDC Wonder</w:t>
+            </w:r>
+          </w:p>
         </w:tc>
       </w:tr>
       <w:tr>
         <w:tc>
           <w:tcPr>
-            <w:tcW w:w="2801" w:type="dxa"/>
-          </w:tcPr>
-          <w:p/>
-        </w:tc>
-        <w:tc>
-          <w:tcPr>
-            <w:tcW w:w="2446" w:type="dxa"/>
-          </w:tcPr>
-          <w:p/>
-        </w:tc>
-        <w:tc>
-          <w:tcPr>
-            <w:tcW w:w="2861" w:type="dxa"/>
-          </w:tcPr>
-          <w:p/>
-        </w:tc>
-        <w:tc>
-          <w:tcPr>
-            <w:tcW w:w="2682" w:type="dxa"/>
-          </w:tcPr>
-          <w:p/>
+            <w:tcW w:w="2768" w:type="dxa"/>
+          </w:tcPr>
+          <w:p>
+            <w:r>
+              <w:t>Fertility Rate</w:t>
+            </w:r>
+          </w:p>
+        </w:tc>
+        <w:tc>
+          <w:tcPr>
+            <w:tcW w:w="2409" w:type="dxa"/>
+          </w:tcPr>
+          <w:p>
+            <w:r>
+              <w:t>2007 to 2023</w:t>
+            </w:r>
+          </w:p>
+        </w:tc>
+        <w:tc>
+          <w:tcPr>
+            <w:tcW w:w="2841" w:type="dxa"/>
+          </w:tcPr>
+          <w:p>
+            <w:r>
+              <w:t>Two-way by age and race (stages 1, 3, and 4)</w:t>
+            </w:r>
+          </w:p>
+        </w:tc>
+        <w:tc>
+          <w:tcPr>
+            <w:tcW w:w="2772" w:type="dxa"/>
+          </w:tcPr>
+          <w:p>
+            <w:r>
+              <w:t>CDC Wonder</w:t>
+            </w:r>
+          </w:p>
         </w:tc>
       </w:tr>
       <w:tr>
         <w:tc>
           <w:tcPr>
-            <w:tcW w:w="2801" w:type="dxa"/>
-          </w:tcPr>
-          <w:p/>
-        </w:tc>
-        <w:tc>
-          <w:tcPr>
-            <w:tcW w:w="2446" w:type="dxa"/>
-          </w:tcPr>
-          <w:p/>
-        </w:tc>
-        <w:tc>
-          <w:tcPr>
-            <w:tcW w:w="2861" w:type="dxa"/>
-          </w:tcPr>
-          <w:p/>
-        </w:tc>
-        <w:tc>
-          <w:tcPr>
-            <w:tcW w:w="2682" w:type="dxa"/>
-          </w:tcPr>
-          <w:p/>
+            <w:tcW w:w="2768" w:type="dxa"/>
+          </w:tcPr>
+          <w:p>
+            <w:r>
+              <w:t>Immigration and Emigration</w:t>
+            </w:r>
+          </w:p>
+        </w:tc>
+        <w:tc>
+          <w:tcPr>
+            <w:tcW w:w="2409" w:type="dxa"/>
+          </w:tcPr>
+          <w:p>
+            <w:r>
+              <w:t>2011 to 2020 (total)</w:t>
+            </w:r>
+          </w:p>
+          <w:p>
+            <w:r>
+              <w:t>2011 to 2015 (one-way)</w:t>
+            </w:r>
+          </w:p>
+        </w:tc>
+        <w:tc>
+          <w:tcPr>
+            <w:tcW w:w="2841" w:type="dxa"/>
+          </w:tcPr>
+          <w:p>
+            <w:r>
+              <w:t>Total and one-way by age, race, and sex (stages 1, 3, and 4)</w:t>
+            </w:r>
+          </w:p>
+        </w:tc>
+        <w:tc>
+          <w:tcPr>
+            <w:tcW w:w="2772" w:type="dxa"/>
+          </w:tcPr>
+          <w:p>
+            <w:r>
+              <w:t>Census</w:t>
+            </w:r>
+          </w:p>
         </w:tc>
       </w:tr>
       <w:tr>
         <w:tc>
           <w:tcPr>
-            <w:tcW w:w="2801" w:type="dxa"/>
-          </w:tcPr>
-          <w:p/>
-        </w:tc>
-        <w:tc>
-          <w:tcPr>
-            <w:tcW w:w="2446" w:type="dxa"/>
-          </w:tcPr>
-          <w:p/>
-        </w:tc>
-        <w:tc>
-          <w:tcPr>
-            <w:tcW w:w="2861" w:type="dxa"/>
-          </w:tcPr>
-          <w:p/>
-        </w:tc>
-        <w:tc>
-          <w:tcPr>
-            <w:tcW w:w="2682" w:type="dxa"/>
-          </w:tcPr>
-          <w:p/>
+            <w:tcW w:w="2768" w:type="dxa"/>
+          </w:tcPr>
+          <w:p>
+            <w:r>
+              <w:t>Total syphilis diagnosis count</w:t>
+            </w:r>
+          </w:p>
+        </w:tc>
+        <w:tc>
+          <w:tcPr>
+            <w:tcW w:w="2409" w:type="dxa"/>
+          </w:tcPr>
+          <w:p>
+            <w:r>
+              <w:t>1993 to 2021 (total)</w:t>
+            </w:r>
+          </w:p>
+          <w:p>
+            <w:r>
+              <w:lastRenderedPageBreak/>
+              <w:t>2019 to 2021 (one-way and two-way)</w:t>
+            </w:r>
+          </w:p>
+        </w:tc>
+        <w:tc>
+          <w:tcPr>
+            <w:tcW w:w="2841" w:type="dxa"/>
+          </w:tcPr>
+          <w:p>
+            <w:r>
+              <w:lastRenderedPageBreak/>
+              <w:t>Total and one-way (stage 2) by age, race, and sex</w:t>
+            </w:r>
+          </w:p>
+          <w:p>
+            <w:r>
+              <w:lastRenderedPageBreak/>
+              <w:t>Total, one-way, and two-way by age, race, and sex (stages 3 and 4)</w:t>
+            </w:r>
+          </w:p>
+        </w:tc>
+        <w:tc>
+          <w:tcPr>
+            <w:tcW w:w="2772" w:type="dxa"/>
+          </w:tcPr>
+          <w:p>
+            <w:r>
+              <w:lastRenderedPageBreak/>
+              <w:t xml:space="preserve">CDC (cdc.aggregated.county?), </w:t>
+            </w:r>
+            <w:r>
+              <w:lastRenderedPageBreak/>
+              <w:t>CDC STI Surveillance Reports, local health department data</w:t>
+            </w:r>
+          </w:p>
         </w:tc>
       </w:tr>
       <w:tr>
         <w:tc>
           <w:tcPr>
-            <w:tcW w:w="2801" w:type="dxa"/>
+            <w:tcW w:w="2768" w:type="dxa"/>
+          </w:tcPr>
+          <w:p>
+            <w:r>
+              <w:lastRenderedPageBreak/>
+              <w:t>Historical total syphilis diagnosis count</w:t>
+            </w:r>
+          </w:p>
+        </w:tc>
+        <w:tc>
+          <w:tcPr>
+            <w:tcW w:w="2409" w:type="dxa"/>
+          </w:tcPr>
+          <w:p>
+            <w:r>
+              <w:t>1970 to 1989</w:t>
+            </w:r>
+          </w:p>
+        </w:tc>
+        <w:tc>
+          <w:tcPr>
+            <w:tcW w:w="2841" w:type="dxa"/>
+          </w:tcPr>
+          <w:p>
+            <w:r>
+              <w:t>Total (stages 2, 3, and 4)</w:t>
+            </w:r>
+          </w:p>
+        </w:tc>
+        <w:tc>
+          <w:tcPr>
+            <w:tcW w:w="2772" w:type="dxa"/>
+          </w:tcPr>
+          <w:p>
+            <w:r>
+              <w:t>CDC?</w:t>
+            </w:r>
+          </w:p>
+        </w:tc>
+      </w:tr>
+      <w:tr>
+        <w:tc>
+          <w:tcPr>
+            <w:tcW w:w="2768" w:type="dxa"/>
+          </w:tcPr>
+          <w:p>
+            <w:r>
+              <w:t>Primary &amp; Secondary syphilis diagnosis count</w:t>
+            </w:r>
+          </w:p>
+        </w:tc>
+        <w:tc>
+          <w:tcPr>
+            <w:tcW w:w="2409" w:type="dxa"/>
+          </w:tcPr>
+          <w:p>
+            <w:r>
+              <w:t>1993 to 2021 (total)</w:t>
+            </w:r>
+          </w:p>
+          <w:p>
+            <w:r>
+              <w:t>2019 to 2021 (one-way and two-way)</w:t>
+            </w:r>
+          </w:p>
+        </w:tc>
+        <w:tc>
+          <w:tcPr>
+            <w:tcW w:w="2841" w:type="dxa"/>
+          </w:tcPr>
+          <w:p>
+            <w:r>
+              <w:t>Total (stage 1)</w:t>
+            </w:r>
+          </w:p>
+          <w:p>
+            <w:r>
+              <w:t>Total and one-way (stage 2) by age, race, and sex</w:t>
+            </w:r>
+          </w:p>
+          <w:p>
+            <w:r>
+              <w:t>Total, one-way, and two-way by age, race, and sex (stages 3 and 4)</w:t>
+            </w:r>
+          </w:p>
+        </w:tc>
+        <w:tc>
+          <w:tcPr>
+            <w:tcW w:w="2772" w:type="dxa"/>
+          </w:tcPr>
+          <w:p>
+            <w:r>
+              <w:t>CDC (cdc.aggregated.county?), CDC STI Surveillance Reports, local health department data</w:t>
+            </w:r>
+          </w:p>
+        </w:tc>
+      </w:tr>
+      <w:tr>
+        <w:tc>
+          <w:tcPr>
+            <w:tcW w:w="2768" w:type="dxa"/>
+          </w:tcPr>
+          <w:p>
+            <w:r>
+              <w:t>Proportion of male primary &amp; secondary syphilis diagnoses that are among MSM</w:t>
+            </w:r>
+          </w:p>
+        </w:tc>
+        <w:tc>
+          <w:tcPr>
+            <w:tcW w:w="2409" w:type="dxa"/>
+          </w:tcPr>
+          <w:p>
+            <w:r>
+              <w:t>2016 to 2023 for most cities, with additional earlier years of data for Atlanta and New York City</w:t>
+            </w:r>
+          </w:p>
+        </w:tc>
+        <w:tc>
+          <w:tcPr>
+            <w:tcW w:w="2841" w:type="dxa"/>
+          </w:tcPr>
+          <w:p>
+            <w:r>
+              <w:t>Stages 2, 3, and 4</w:t>
+            </w:r>
+          </w:p>
+        </w:tc>
+        <w:tc>
+          <w:tcPr>
+            <w:tcW w:w="2772" w:type="dxa"/>
+          </w:tcPr>
+          <w:p>
+            <w:r>
+              <w:t>CDC surveillance reports (all cities) and the Morbidity and Mortality Weekly Report (Atlanta and New York City)</w:t>
+            </w:r>
+          </w:p>
+        </w:tc>
+      </w:tr>
+      <w:tr>
+        <w:tc>
+          <w:tcPr>
+            <w:tcW w:w="2768" w:type="dxa"/>
+          </w:tcPr>
+          <w:p>
+            <w:r>
+              <w:t>Early Latent syphilis diagnosis count</w:t>
+            </w:r>
+          </w:p>
+        </w:tc>
+        <w:tc>
+          <w:tcPr>
+            <w:tcW w:w="2409" w:type="dxa"/>
+          </w:tcPr>
+          <w:p>
+            <w:r>
+              <w:t>1993 to 2021 (total)</w:t>
+            </w:r>
+          </w:p>
+          <w:p>
+            <w:r>
+              <w:t>2019 to 2021 (one-way and two-way)</w:t>
+            </w:r>
+          </w:p>
+        </w:tc>
+        <w:tc>
+          <w:tcPr>
+            <w:tcW w:w="2841" w:type="dxa"/>
+          </w:tcPr>
+          <w:p>
+            <w:r>
+              <w:t>Total and one-way (stage 2) by age, race, and sex</w:t>
+            </w:r>
+          </w:p>
+          <w:p>
+            <w:r>
+              <w:t>Total, one-way, and two-way by age, race, and sex (stages 3 and 4)</w:t>
+            </w:r>
+          </w:p>
+        </w:tc>
+        <w:tc>
+          <w:tcPr>
+            <w:tcW w:w="2772" w:type="dxa"/>
           </w:tcPr>
           <w:p/>
         </w:tc>
-        <w:tc>
-          <w:tcPr>
-            <w:tcW w:w="2446" w:type="dxa"/>
+      </w:tr>
+      <w:tr>
+        <w:tc>
+          <w:tcPr>
+            <w:tcW w:w="2768" w:type="dxa"/>
+          </w:tcPr>
+          <w:p>
+            <w:r>
+              <w:t>Late/Unknown Duration syphilis diagnosis count</w:t>
+            </w:r>
+          </w:p>
+        </w:tc>
+        <w:tc>
+          <w:tcPr>
+            <w:tcW w:w="2409" w:type="dxa"/>
+          </w:tcPr>
+          <w:p>
+            <w:r>
+              <w:t>1993 to 2021 (total)</w:t>
+            </w:r>
+          </w:p>
+          <w:p>
+            <w:r>
+              <w:t>2019 to 2021 (one-way and two-way)</w:t>
+            </w:r>
+          </w:p>
+        </w:tc>
+        <w:tc>
+          <w:tcPr>
+            <w:tcW w:w="2841" w:type="dxa"/>
+          </w:tcPr>
+          <w:p>
+            <w:r>
+              <w:t>Total and one-way (stage 2) by age, race, and sex</w:t>
+            </w:r>
+          </w:p>
+          <w:p>
+            <w:r>
+              <w:t>Total, one-way, and two-way by age, race, and sex (stages 3 and 4)</w:t>
+            </w:r>
+          </w:p>
+        </w:tc>
+        <w:tc>
+          <w:tcPr>
+            <w:tcW w:w="2772" w:type="dxa"/>
           </w:tcPr>
           <w:p/>
         </w:tc>
-        <w:tc>
-          <w:tcPr>
-            <w:tcW w:w="2861" w:type="dxa"/>
-          </w:tcPr>
-          <w:p/>
-        </w:tc>
-        <w:tc>
-          <w:tcPr>
-            <w:tcW w:w="2682" w:type="dxa"/>
+      </w:tr>
+      <w:tr>
+        <w:tc>
+          <w:tcPr>
+            <w:tcW w:w="2768" w:type="dxa"/>
+          </w:tcPr>
+          <w:p>
+            <w:r>
+              <w:t>Proportion of adults tested for HIV each year?</w:t>
+            </w:r>
+          </w:p>
+        </w:tc>
+        <w:tc>
+          <w:tcPr>
+            <w:tcW w:w="2409" w:type="dxa"/>
+          </w:tcPr>
+          <w:p>
+            <w:r>
+              <w:t>2013 to 2024</w:t>
+            </w:r>
+          </w:p>
+        </w:tc>
+        <w:tc>
+          <w:tcPr>
+            <w:tcW w:w="2841" w:type="dxa"/>
+          </w:tcPr>
+          <w:p>
+            <w:r>
+              <w:t>Total and one-way by age, race, and sex (stages 2, 3, and 4)</w:t>
+            </w:r>
+          </w:p>
+        </w:tc>
+        <w:tc>
+          <w:tcPr>
+            <w:tcW w:w="2772" w:type="dxa"/>
+          </w:tcPr>
+          <w:p>
+            <w:r>
+              <w:t>BRFSS</w:t>
+            </w:r>
+          </w:p>
+        </w:tc>
+      </w:tr>
+      <w:tr>
+        <w:tc>
+          <w:tcPr>
+            <w:tcW w:w="2768" w:type="dxa"/>
+          </w:tcPr>
+          <w:p>
+            <w:r>
+              <w:t>Future growth in Primary &amp; Secondary syphilis count</w:t>
+            </w:r>
+          </w:p>
+        </w:tc>
+        <w:tc>
+          <w:tcPr>
+            <w:tcW w:w="2409" w:type="dxa"/>
+          </w:tcPr>
+          <w:p>
+            <w:r>
+              <w:t>2020 to 2030</w:t>
+            </w:r>
+          </w:p>
+        </w:tc>
+        <w:tc>
+          <w:tcPr>
+            <w:tcW w:w="2841" w:type="dxa"/>
+          </w:tcPr>
+          <w:p>
+            <w:r>
+              <w:t>Total (stages 2, 3, and 4)</w:t>
+            </w:r>
+          </w:p>
+        </w:tc>
+        <w:tc>
+          <w:tcPr>
+            <w:tcW w:w="2772" w:type="dxa"/>
           </w:tcPr>
           <w:p/>
         </w:tc>
@@ -4432,7 +4811,75 @@
         <w:spacing w:before="0" w:after="0"/>
       </w:pPr>
       <w:r>
-        <w:br w:type="page"/>
+        <w:rPr>
+          <w:i/>
+          <w:iCs/>
+        </w:rPr>
+        <w:t>Proportion of adults tested for HIV</w:t>
+      </w:r>
+      <w:r>
+        <w:t>: Since there is not consistently available data on the proportion of adults tested for STIs, the model calibrates instead to the proportion of adults tested for HIV, which is published at state- and city-levels through the Behavioral Risk Factor Surveillance System (BRFSS). The modeled STI screening rates are converted to corresponding HIV screening rates through multiplication by a set of calibrated parameters; the HIV screening rates are then compared to BRFSS data in the likelihood.</w:t>
+      </w:r>
+    </w:p>
+    <w:p>
+      <w:pPr>
+        <w:spacing w:before="0" w:after="0"/>
+      </w:pPr>
+    </w:p>
+    <w:p>
+      <w:pPr>
+        <w:spacing w:before="0" w:after="0"/>
+      </w:pPr>
+      <w:r>
+        <w:rPr>
+          <w:i/>
+          <w:iCs/>
+        </w:rPr>
+        <w:t>Future growth in primary &amp; secondary syphilis count</w:t>
+      </w:r>
+      <w:r>
+        <w:t>: This likelihood is included to penalize simulations that project a 10-year growth in primary &amp; secondary syphilis diagnoses that far exceeds the fastest growth seen in any US location in the past thirty years. This threshold was set at a ten-fold increase in diagnoses between 2020 and 2030, and simulations were only penalized if they grew by more between those two years. The growth in total primary &amp; secondary diagnoses, as well as growth in diagnoses stratified one-way by age, race, and sex, were included.</w:t>
+      </w:r>
+    </w:p>
+    <w:p>
+      <w:pPr>
+        <w:spacing w:before="0" w:after="0"/>
+      </w:pPr>
+    </w:p>
+    <w:p>
+      <w:pPr>
+        <w:spacing w:before="0" w:after="0"/>
+      </w:pPr>
+      <w:r>
+        <w:rPr>
+          <w:i/>
+          <w:iCs/>
+        </w:rPr>
+        <w:lastRenderedPageBreak/>
+        <w:t>Proportion of male primary &amp; secondary syphilis diagnoses that are among MSM</w:t>
+      </w:r>
+      <w:r>
+        <w:t>: Since most syphilis diagnosis data does not stratify male into separate heterosexual and MSM values, the model can meet diagnosis targets by projecting the correct number of total male diagnoses without properly distributing them between heterosexual men and MSM. However, some state-level data do disaggregate male into these two groups, so we calibrate projected proportion of male primary &amp; secondary syphilis diagnoses that are among MSM to the available state-level proportions.</w:t>
+      </w:r>
+    </w:p>
+    <w:p>
+      <w:pPr>
+        <w:spacing w:before="0" w:after="0"/>
+      </w:pPr>
+    </w:p>
+    <w:p>
+      <w:pPr>
+        <w:spacing w:before="0" w:after="0"/>
+      </w:pPr>
+      <w:r>
+        <w:rPr>
+          <w:i/>
+          <w:iCs/>
+        </w:rPr>
+        <w:t>Historical total syphilis diagnosis count:</w:t>
+      </w:r>
+      <w:r>
+        <w:t xml:space="preserve"> The model begins in 1970, but local-level data is often not available until after 1990. To avoid simulations projecting overly large or small numbers of cases in these early years, we calibrate each city’s projected total diagnoses in each year between 1970 to 1990 by constraining them to fall within a certain fraction of that city’s projected total diagnoses in 1990. 1990 was a peak of the syphilis epidemic in the United States, and national-level data is available that shows us the ratio of the number of cases in each preceding year versus that 1990 peak. Simulations for which projected values in the preceding years is too large or too small relative to that simulation’s 1990 projected value, using a window of acceptable ratios based on the national-level data, are penalized.</w:t>
       </w:r>
     </w:p>
     <w:p>
@@ -4440,7 +4887,6 @@
         <w:pStyle w:val="Heading2"/>
       </w:pPr>
       <w:r>
-        <w:lastRenderedPageBreak/>
         <w:t xml:space="preserve">Data sources </w:t>
       </w:r>
     </w:p>
@@ -11892,7 +12338,7 @@
 </file>
 
 <file path=word/comments.xml><?xml version="1.0" encoding="utf-8"?>
-<w:comments xmlns:wpc="http://schemas.microsoft.com/office/word/2010/wordprocessingCanvas" xmlns:cx="http://schemas.microsoft.com/office/drawing/2014/chartex" xmlns:cx1="http://schemas.microsoft.com/office/drawing/2015/9/8/chartex" xmlns:cx2="http://schemas.microsoft.com/office/drawing/2015/10/21/chartex" xmlns:cx3="http://schemas.microsoft.com/office/drawing/2016/5/9/chartex" xmlns:cx4="http://schemas.microsoft.com/office/drawing/2016/5/10/chartex" xmlns:cx5="http://schemas.microsoft.com/office/drawing/2016/5/11/chartex" xmlns:cx6="http://schemas.microsoft.com/office/drawing/2016/5/12/chartex" xmlns:cx7="http://schemas.microsoft.com/office/drawing/2016/5/13/chartex" xmlns:cx8="http://schemas.microsoft.com/office/drawing/2016/5/14/chartex" xmlns:mc="http://schemas.openxmlformats.org/markup-compatibility/2006" xmlns:m="http://schemas.openxmlformats.org/officeDocument/2006/math" xmlns:aink="http://schemas.microsoft.com/office/drawing/2016/ink" xmlns:am3d="http://schemas.microsoft.com/office/drawing/2017/model3d" xmlns:oel="http://schemas.microsoft.com/office/2019/extlst" xmlns:r="http://schemas.openxmlformats.org/officeDocument/2006/relationships" xmlns:wp14="http://schemas.microsoft.com/office/word/2010/wordprocessingDrawing" xmlns:wp="http://schemas.openxmlformats.org/drawingml/2006/wordprocessingDrawing" xmlns:wpg="http://schemas.microsoft.com/office/word/2010/wordprocessingGroup" xmlns:wpi="http://schemas.microsoft.com/office/word/2010/wordprocessingInk" xmlns:wps="http://schemas.microsoft.com/office/word/2010/wordprocessingShape" xmlns:o="urn:schemas-microsoft-com:office:office" xmlns:v="urn:schemas-microsoft-com:vml" xmlns:w10="urn:schemas-microsoft-com:office:word" xmlns:w="http://schemas.openxmlformats.org/wordprocessingml/2006/main" xmlns:w14="http://schemas.microsoft.com/office/word/2010/wordml" xmlns:w15="http://schemas.microsoft.com/office/word/2012/wordml" xmlns:w16cei="http://schemas.microsoft.com/office/word/2026/wordml/cei" xmlns:w16cex="http://schemas.microsoft.com/office/word/2018/wordml/cex" xmlns:w16cid="http://schemas.microsoft.com/office/word/2016/wordml/cid" xmlns:w16="http://schemas.microsoft.com/office/word/2018/wordml" xmlns:w16sdtdh="http://schemas.microsoft.com/office/word/2020/wordml/sdtdatahash" xmlns:w16sdtfl="http://schemas.microsoft.com/office/word/2024/wordml/sdtformatlock" xmlns:w16se="http://schemas.microsoft.com/office/word/2015/wordml/symex" xmlns:w16du="http://schemas.microsoft.com/office/word/2023/wordml/word16du" xmlns:wne="http://schemas.microsoft.com/office/word/2006/wordml" mc:Ignorable="w14 w15 w16se w16cid w16 w16cex w16sdtdh w16sdtfl w16du wp14">
+<w:comments xmlns:wpc="http://schemas.microsoft.com/office/word/2010/wordprocessingCanvas" xmlns:cx="http://schemas.microsoft.com/office/drawing/2014/chartex" xmlns:cx1="http://schemas.microsoft.com/office/drawing/2015/9/8/chartex" xmlns:cx2="http://schemas.microsoft.com/office/drawing/2015/10/21/chartex" xmlns:cx3="http://schemas.microsoft.com/office/drawing/2016/5/9/chartex" xmlns:cx4="http://schemas.microsoft.com/office/drawing/2016/5/10/chartex" xmlns:cx5="http://schemas.microsoft.com/office/drawing/2016/5/11/chartex" xmlns:cx6="http://schemas.microsoft.com/office/drawing/2016/5/12/chartex" xmlns:cx7="http://schemas.microsoft.com/office/drawing/2016/5/13/chartex" xmlns:cx8="http://schemas.microsoft.com/office/drawing/2016/5/14/chartex" xmlns:mc="http://schemas.openxmlformats.org/markup-compatibility/2006" xmlns:aink="http://schemas.microsoft.com/office/drawing/2016/ink" xmlns:am3d="http://schemas.microsoft.com/office/drawing/2017/model3d" xmlns:o="urn:schemas-microsoft-com:office:office" xmlns:oel="http://schemas.microsoft.com/office/2019/extlst" xmlns:r="http://schemas.openxmlformats.org/officeDocument/2006/relationships" xmlns:m="http://schemas.openxmlformats.org/officeDocument/2006/math" xmlns:v="urn:schemas-microsoft-com:vml" xmlns:wp14="http://schemas.microsoft.com/office/word/2010/wordprocessingDrawing" xmlns:wp="http://schemas.openxmlformats.org/drawingml/2006/wordprocessingDrawing" xmlns:w10="urn:schemas-microsoft-com:office:word" xmlns:w="http://schemas.openxmlformats.org/wordprocessingml/2006/main" xmlns:w14="http://schemas.microsoft.com/office/word/2010/wordml" xmlns:w15="http://schemas.microsoft.com/office/word/2012/wordml" xmlns:w16cei="http://schemas.microsoft.com/office/word/2026/wordml/cei" xmlns:w16cex="http://schemas.microsoft.com/office/word/2018/wordml/cex" xmlns:w16cid="http://schemas.microsoft.com/office/word/2016/wordml/cid" xmlns:w16="http://schemas.microsoft.com/office/word/2018/wordml" xmlns:w16du="http://schemas.microsoft.com/office/word/2023/wordml/word16du" xmlns:w16sdtdh="http://schemas.microsoft.com/office/word/2020/wordml/sdtdatahash" xmlns:w16sdtfl="http://schemas.microsoft.com/office/word/2024/wordml/sdtformatlock" xmlns:w16se="http://schemas.microsoft.com/office/word/2015/wordml/symex" xmlns:wpg="http://schemas.microsoft.com/office/word/2010/wordprocessingGroup" xmlns:wpi="http://schemas.microsoft.com/office/word/2010/wordprocessingInk" xmlns:wne="http://schemas.microsoft.com/office/word/2006/wordml" xmlns:wps="http://schemas.microsoft.com/office/word/2010/wordprocessingShape" mc:Ignorable="w14 w15 w16se w16cid w16 w16cex w16sdtdh w16sdtfl w16du wp14">
   <w:comment w:id="0" w:author="Parastu Kasaie" w:date="2026-06-29T12:13:00Z" w:initials="PK">
     <w:p>
       <w:r>
@@ -11950,7 +12396,7 @@
 </file>
 
 <file path=word/commentsExtended.xml><?xml version="1.0" encoding="utf-8"?>
-<w15:commentsEx xmlns:wpc="http://schemas.microsoft.com/office/word/2010/wordprocessingCanvas" xmlns:cx="http://schemas.microsoft.com/office/drawing/2014/chartex" xmlns:cx1="http://schemas.microsoft.com/office/drawing/2015/9/8/chartex" xmlns:cx2="http://schemas.microsoft.com/office/drawing/2015/10/21/chartex" xmlns:cx3="http://schemas.microsoft.com/office/drawing/2016/5/9/chartex" xmlns:cx4="http://schemas.microsoft.com/office/drawing/2016/5/10/chartex" xmlns:cx5="http://schemas.microsoft.com/office/drawing/2016/5/11/chartex" xmlns:cx6="http://schemas.microsoft.com/office/drawing/2016/5/12/chartex" xmlns:cx7="http://schemas.microsoft.com/office/drawing/2016/5/13/chartex" xmlns:cx8="http://schemas.microsoft.com/office/drawing/2016/5/14/chartex" xmlns:mc="http://schemas.openxmlformats.org/markup-compatibility/2006" xmlns:m="http://schemas.openxmlformats.org/officeDocument/2006/math" xmlns:aink="http://schemas.microsoft.com/office/drawing/2016/ink" xmlns:am3d="http://schemas.microsoft.com/office/drawing/2017/model3d" xmlns:oel="http://schemas.microsoft.com/office/2019/extlst" xmlns:r="http://schemas.openxmlformats.org/officeDocument/2006/relationships" xmlns:wp14="http://schemas.microsoft.com/office/word/2010/wordprocessingDrawing" xmlns:wp="http://schemas.openxmlformats.org/drawingml/2006/wordprocessingDrawing" xmlns:wpg="http://schemas.microsoft.com/office/word/2010/wordprocessingGroup" xmlns:wpi="http://schemas.microsoft.com/office/word/2010/wordprocessingInk" xmlns:wps="http://schemas.microsoft.com/office/word/2010/wordprocessingShape" xmlns:o="urn:schemas-microsoft-com:office:office" xmlns:v="urn:schemas-microsoft-com:vml" xmlns:w10="urn:schemas-microsoft-com:office:word" xmlns:w="http://schemas.openxmlformats.org/wordprocessingml/2006/main" xmlns:w14="http://schemas.microsoft.com/office/word/2010/wordml" xmlns:w15="http://schemas.microsoft.com/office/word/2012/wordml" xmlns:w16cei="http://schemas.microsoft.com/office/word/2026/wordml/cei" xmlns:w16cex="http://schemas.microsoft.com/office/word/2018/wordml/cex" xmlns:w16cid="http://schemas.microsoft.com/office/word/2016/wordml/cid" xmlns:w16="http://schemas.microsoft.com/office/word/2018/wordml" xmlns:w16sdtdh="http://schemas.microsoft.com/office/word/2020/wordml/sdtdatahash" xmlns:w16sdtfl="http://schemas.microsoft.com/office/word/2024/wordml/sdtformatlock" xmlns:w16se="http://schemas.microsoft.com/office/word/2015/wordml/symex" xmlns:w16du="http://schemas.microsoft.com/office/word/2023/wordml/word16du" xmlns:wne="http://schemas.microsoft.com/office/word/2006/wordml" mc:Ignorable="w14 w15 w16se w16cid w16 w16cex w16sdtdh w16sdtfl w16du wp14">
+<w15:commentsEx xmlns:wpc="http://schemas.microsoft.com/office/word/2010/wordprocessingCanvas" xmlns:cx="http://schemas.microsoft.com/office/drawing/2014/chartex" xmlns:cx1="http://schemas.microsoft.com/office/drawing/2015/9/8/chartex" xmlns:cx2="http://schemas.microsoft.com/office/drawing/2015/10/21/chartex" xmlns:cx3="http://schemas.microsoft.com/office/drawing/2016/5/9/chartex" xmlns:cx4="http://schemas.microsoft.com/office/drawing/2016/5/10/chartex" xmlns:cx5="http://schemas.microsoft.com/office/drawing/2016/5/11/chartex" xmlns:cx6="http://schemas.microsoft.com/office/drawing/2016/5/12/chartex" xmlns:cx7="http://schemas.microsoft.com/office/drawing/2016/5/13/chartex" xmlns:cx8="http://schemas.microsoft.com/office/drawing/2016/5/14/chartex" xmlns:mc="http://schemas.openxmlformats.org/markup-compatibility/2006" xmlns:aink="http://schemas.microsoft.com/office/drawing/2016/ink" xmlns:am3d="http://schemas.microsoft.com/office/drawing/2017/model3d" xmlns:o="urn:schemas-microsoft-com:office:office" xmlns:oel="http://schemas.microsoft.com/office/2019/extlst" xmlns:r="http://schemas.openxmlformats.org/officeDocument/2006/relationships" xmlns:m="http://schemas.openxmlformats.org/officeDocument/2006/math" xmlns:v="urn:schemas-microsoft-com:vml" xmlns:wp14="http://schemas.microsoft.com/office/word/2010/wordprocessingDrawing" xmlns:wp="http://schemas.openxmlformats.org/drawingml/2006/wordprocessingDrawing" xmlns:w10="urn:schemas-microsoft-com:office:word" xmlns:w="http://schemas.openxmlformats.org/wordprocessingml/2006/main" xmlns:w14="http://schemas.microsoft.com/office/word/2010/wordml" xmlns:w15="http://schemas.microsoft.com/office/word/2012/wordml" xmlns:w16cei="http://schemas.microsoft.com/office/word/2026/wordml/cei" xmlns:w16cex="http://schemas.microsoft.com/office/word/2018/wordml/cex" xmlns:w16cid="http://schemas.microsoft.com/office/word/2016/wordml/cid" xmlns:w16="http://schemas.microsoft.com/office/word/2018/wordml" xmlns:w16du="http://schemas.microsoft.com/office/word/2023/wordml/word16du" xmlns:w16sdtdh="http://schemas.microsoft.com/office/word/2020/wordml/sdtdatahash" xmlns:w16sdtfl="http://schemas.microsoft.com/office/word/2024/wordml/sdtformatlock" xmlns:w16se="http://schemas.microsoft.com/office/word/2015/wordml/symex" xmlns:wpg="http://schemas.microsoft.com/office/word/2010/wordprocessingGroup" xmlns:wpi="http://schemas.microsoft.com/office/word/2010/wordprocessingInk" xmlns:wne="http://schemas.microsoft.com/office/word/2006/wordml" xmlns:wps="http://schemas.microsoft.com/office/word/2010/wordprocessingShape" mc:Ignorable="w14 w15 w16se w16cid w16 w16cex w16sdtdh w16sdtfl w16du wp14">
   <w15:commentEx w15:paraId="3FD429F0" w15:done="0"/>
   <w15:commentEx w15:paraId="29833090" w15:done="0"/>
   <w15:commentEx w15:paraId="4FD6AB95" w15:done="0"/>
@@ -11958,7 +12404,7 @@
 </file>
 
 <file path=word/commentsExtensible.xml><?xml version="1.0" encoding="utf-8"?>
-<w16cex:commentsExtensible xmlns:wpc="http://schemas.microsoft.com/office/word/2010/wordprocessingCanvas" xmlns:cx="http://schemas.microsoft.com/office/drawing/2014/chartex" xmlns:cx1="http://schemas.microsoft.com/office/drawing/2015/9/8/chartex" xmlns:cx2="http://schemas.microsoft.com/office/drawing/2015/10/21/chartex" xmlns:cx3="http://schemas.microsoft.com/office/drawing/2016/5/9/chartex" xmlns:cx4="http://schemas.microsoft.com/office/drawing/2016/5/10/chartex" xmlns:cx5="http://schemas.microsoft.com/office/drawing/2016/5/11/chartex" xmlns:cx6="http://schemas.microsoft.com/office/drawing/2016/5/12/chartex" xmlns:cx7="http://schemas.microsoft.com/office/drawing/2016/5/13/chartex" xmlns:cx8="http://schemas.microsoft.com/office/drawing/2016/5/14/chartex" xmlns:cr="http://schemas.microsoft.com/office/comments/2020/reactions" xmlns:mc="http://schemas.openxmlformats.org/markup-compatibility/2006" xmlns:m="http://schemas.openxmlformats.org/officeDocument/2006/math" xmlns:aink="http://schemas.microsoft.com/office/drawing/2016/ink" xmlns:am3d="http://schemas.microsoft.com/office/drawing/2017/model3d" xmlns:oel="http://schemas.microsoft.com/office/2019/extlst" xmlns:r="http://schemas.openxmlformats.org/officeDocument/2006/relationships" xmlns:wp14="http://schemas.microsoft.com/office/word/2010/wordprocessingDrawing" xmlns:wp="http://schemas.openxmlformats.org/drawingml/2006/wordprocessingDrawing" xmlns:wpg="http://schemas.microsoft.com/office/word/2010/wordprocessingGroup" xmlns:wpi="http://schemas.microsoft.com/office/word/2010/wordprocessingInk" xmlns:wps="http://schemas.microsoft.com/office/word/2010/wordprocessingShape" xmlns:o="urn:schemas-microsoft-com:office:office" xmlns:v="urn:schemas-microsoft-com:vml" xmlns:w10="urn:schemas-microsoft-com:office:word" xmlns:w="http://schemas.openxmlformats.org/wordprocessingml/2006/main" xmlns:w14="http://schemas.microsoft.com/office/word/2010/wordml" xmlns:w15="http://schemas.microsoft.com/office/word/2012/wordml" xmlns:w16cei="http://schemas.microsoft.com/office/word/2026/wordml/cei" xmlns:w16cex="http://schemas.microsoft.com/office/word/2018/wordml/cex" xmlns:w16cid="http://schemas.microsoft.com/office/word/2016/wordml/cid" xmlns:w16="http://schemas.microsoft.com/office/word/2018/wordml" xmlns:w16sdtdh="http://schemas.microsoft.com/office/word/2020/wordml/sdtdatahash" xmlns:w16sdtfl="http://schemas.microsoft.com/office/word/2024/wordml/sdtformatlock" xmlns:w16se="http://schemas.microsoft.com/office/word/2015/wordml/symex" xmlns:w16du="http://schemas.microsoft.com/office/word/2023/wordml/word16du" xmlns:wne="http://schemas.microsoft.com/office/word/2006/wordml" mc:Ignorable="w14 w15 w16se w16cid w16 w16cex w16sdtdh w16sdtfl cr w16du wp14">
+<w16cex:commentsExtensible xmlns:wpc="http://schemas.microsoft.com/office/word/2010/wordprocessingCanvas" xmlns:cx="http://schemas.microsoft.com/office/drawing/2014/chartex" xmlns:cx1="http://schemas.microsoft.com/office/drawing/2015/9/8/chartex" xmlns:cx2="http://schemas.microsoft.com/office/drawing/2015/10/21/chartex" xmlns:cx3="http://schemas.microsoft.com/office/drawing/2016/5/9/chartex" xmlns:cx4="http://schemas.microsoft.com/office/drawing/2016/5/10/chartex" xmlns:cx5="http://schemas.microsoft.com/office/drawing/2016/5/11/chartex" xmlns:cx6="http://schemas.microsoft.com/office/drawing/2016/5/12/chartex" xmlns:cx7="http://schemas.microsoft.com/office/drawing/2016/5/13/chartex" xmlns:cx8="http://schemas.microsoft.com/office/drawing/2016/5/14/chartex" xmlns:cr="http://schemas.microsoft.com/office/comments/2020/reactions" xmlns:mc="http://schemas.openxmlformats.org/markup-compatibility/2006" xmlns:aink="http://schemas.microsoft.com/office/drawing/2016/ink" xmlns:am3d="http://schemas.microsoft.com/office/drawing/2017/model3d" xmlns:o="urn:schemas-microsoft-com:office:office" xmlns:oel="http://schemas.microsoft.com/office/2019/extlst" xmlns:r="http://schemas.openxmlformats.org/officeDocument/2006/relationships" xmlns:m="http://schemas.openxmlformats.org/officeDocument/2006/math" xmlns:v="urn:schemas-microsoft-com:vml" xmlns:wp14="http://schemas.microsoft.com/office/word/2010/wordprocessingDrawing" xmlns:wp="http://schemas.openxmlformats.org/drawingml/2006/wordprocessingDrawing" xmlns:w10="urn:schemas-microsoft-com:office:word" xmlns:w="http://schemas.openxmlformats.org/wordprocessingml/2006/main" xmlns:w14="http://schemas.microsoft.com/office/word/2010/wordml" xmlns:w15="http://schemas.microsoft.com/office/word/2012/wordml" xmlns:w16cei="http://schemas.microsoft.com/office/word/2026/wordml/cei" xmlns:w16cex="http://schemas.microsoft.com/office/word/2018/wordml/cex" xmlns:w16cid="http://schemas.microsoft.com/office/word/2016/wordml/cid" xmlns:w16="http://schemas.microsoft.com/office/word/2018/wordml" xmlns:w16du="http://schemas.microsoft.com/office/word/2023/wordml/word16du" xmlns:w16sdtdh="http://schemas.microsoft.com/office/word/2020/wordml/sdtdatahash" xmlns:w16sdtfl="http://schemas.microsoft.com/office/word/2024/wordml/sdtformatlock" xmlns:w16se="http://schemas.microsoft.com/office/word/2015/wordml/symex" xmlns:wpg="http://schemas.microsoft.com/office/word/2010/wordprocessingGroup" xmlns:wpi="http://schemas.microsoft.com/office/word/2010/wordprocessingInk" xmlns:wne="http://schemas.microsoft.com/office/word/2006/wordml" xmlns:wps="http://schemas.microsoft.com/office/word/2010/wordprocessingShape" mc:Ignorable="w14 w15 w16se w16cid w16 w16cex w16sdtdh w16sdtfl cr w16du wp14">
   <w16cex:commentExtensible w16cex:durableId="63E79D56" w16cex:dateUtc="2026-06-29T16:13:00Z"/>
   <w16cex:commentExtensible w16cex:durableId="1E3B593F" w16cex:dateUtc="2026-06-29T16:36:00Z"/>
   <w16cex:commentExtensible w16cex:durableId="742888CD" w16cex:dateUtc="2026-05-11T19:31:00Z"/>
@@ -11966,7 +12412,7 @@
 </file>
 
 <file path=word/commentsIds.xml><?xml version="1.0" encoding="utf-8"?>
-<w16cid:commentsIds xmlns:wpc="http://schemas.microsoft.com/office/word/2010/wordprocessingCanvas" xmlns:cx="http://schemas.microsoft.com/office/drawing/2014/chartex" xmlns:cx1="http://schemas.microsoft.com/office/drawing/2015/9/8/chartex" xmlns:cx2="http://schemas.microsoft.com/office/drawing/2015/10/21/chartex" xmlns:cx3="http://schemas.microsoft.com/office/drawing/2016/5/9/chartex" xmlns:cx4="http://schemas.microsoft.com/office/drawing/2016/5/10/chartex" xmlns:cx5="http://schemas.microsoft.com/office/drawing/2016/5/11/chartex" xmlns:cx6="http://schemas.microsoft.com/office/drawing/2016/5/12/chartex" xmlns:cx7="http://schemas.microsoft.com/office/drawing/2016/5/13/chartex" xmlns:cx8="http://schemas.microsoft.com/office/drawing/2016/5/14/chartex" xmlns:mc="http://schemas.openxmlformats.org/markup-compatibility/2006" xmlns:m="http://schemas.openxmlformats.org/officeDocument/2006/math" xmlns:aink="http://schemas.microsoft.com/office/drawing/2016/ink" xmlns:am3d="http://schemas.microsoft.com/office/drawing/2017/model3d" xmlns:oel="http://schemas.microsoft.com/office/2019/extlst" xmlns:r="http://schemas.openxmlformats.org/officeDocument/2006/relationships" xmlns:wp14="http://schemas.microsoft.com/office/word/2010/wordprocessingDrawing" xmlns:wp="http://schemas.openxmlformats.org/drawingml/2006/wordprocessingDrawing" xmlns:wpg="http://schemas.microsoft.com/office/word/2010/wordprocessingGroup" xmlns:wpi="http://schemas.microsoft.com/office/word/2010/wordprocessingInk" xmlns:wps="http://schemas.microsoft.com/office/word/2010/wordprocessingShape" xmlns:o="urn:schemas-microsoft-com:office:office" xmlns:v="urn:schemas-microsoft-com:vml" xmlns:w10="urn:schemas-microsoft-com:office:word" xmlns:w="http://schemas.openxmlformats.org/wordprocessingml/2006/main" xmlns:w14="http://schemas.microsoft.com/office/word/2010/wordml" xmlns:w15="http://schemas.microsoft.com/office/word/2012/wordml" xmlns:w16cei="http://schemas.microsoft.com/office/word/2026/wordml/cei" xmlns:w16cex="http://schemas.microsoft.com/office/word/2018/wordml/cex" xmlns:w16cid="http://schemas.microsoft.com/office/word/2016/wordml/cid" xmlns:w16="http://schemas.microsoft.com/office/word/2018/wordml" xmlns:w16sdtdh="http://schemas.microsoft.com/office/word/2020/wordml/sdtdatahash" xmlns:w16sdtfl="http://schemas.microsoft.com/office/word/2024/wordml/sdtformatlock" xmlns:w16se="http://schemas.microsoft.com/office/word/2015/wordml/symex" xmlns:w16du="http://schemas.microsoft.com/office/word/2023/wordml/word16du" xmlns:wne="http://schemas.microsoft.com/office/word/2006/wordml" mc:Ignorable="w14 w15 w16se w16cid w16 w16cex w16sdtdh w16sdtfl w16du wp14">
+<w16cid:commentsIds xmlns:wpc="http://schemas.microsoft.com/office/word/2010/wordprocessingCanvas" xmlns:cx="http://schemas.microsoft.com/office/drawing/2014/chartex" xmlns:cx1="http://schemas.microsoft.com/office/drawing/2015/9/8/chartex" xmlns:cx2="http://schemas.microsoft.com/office/drawing/2015/10/21/chartex" xmlns:cx3="http://schemas.microsoft.com/office/drawing/2016/5/9/chartex" xmlns:cx4="http://schemas.microsoft.com/office/drawing/2016/5/10/chartex" xmlns:cx5="http://schemas.microsoft.com/office/drawing/2016/5/11/chartex" xmlns:cx6="http://schemas.microsoft.com/office/drawing/2016/5/12/chartex" xmlns:cx7="http://schemas.microsoft.com/office/drawing/2016/5/13/chartex" xmlns:cx8="http://schemas.microsoft.com/office/drawing/2016/5/14/chartex" xmlns:mc="http://schemas.openxmlformats.org/markup-compatibility/2006" xmlns:aink="http://schemas.microsoft.com/office/drawing/2016/ink" xmlns:am3d="http://schemas.microsoft.com/office/drawing/2017/model3d" xmlns:o="urn:schemas-microsoft-com:office:office" xmlns:oel="http://schemas.microsoft.com/office/2019/extlst" xmlns:r="http://schemas.openxmlformats.org/officeDocument/2006/relationships" xmlns:m="http://schemas.openxmlformats.org/officeDocument/2006/math" xmlns:v="urn:schemas-microsoft-com:vml" xmlns:wp14="http://schemas.microsoft.com/office/word/2010/wordprocessingDrawing" xmlns:wp="http://schemas.openxmlformats.org/drawingml/2006/wordprocessingDrawing" xmlns:w10="urn:schemas-microsoft-com:office:word" xmlns:w="http://schemas.openxmlformats.org/wordprocessingml/2006/main" xmlns:w14="http://schemas.microsoft.com/office/word/2010/wordml" xmlns:w15="http://schemas.microsoft.com/office/word/2012/wordml" xmlns:w16cei="http://schemas.microsoft.com/office/word/2026/wordml/cei" xmlns:w16cex="http://schemas.microsoft.com/office/word/2018/wordml/cex" xmlns:w16cid="http://schemas.microsoft.com/office/word/2016/wordml/cid" xmlns:w16="http://schemas.microsoft.com/office/word/2018/wordml" xmlns:w16du="http://schemas.microsoft.com/office/word/2023/wordml/word16du" xmlns:w16sdtdh="http://schemas.microsoft.com/office/word/2020/wordml/sdtdatahash" xmlns:w16sdtfl="http://schemas.microsoft.com/office/word/2024/wordml/sdtformatlock" xmlns:w16se="http://schemas.microsoft.com/office/word/2015/wordml/symex" xmlns:wpg="http://schemas.microsoft.com/office/word/2010/wordprocessingGroup" xmlns:wpi="http://schemas.microsoft.com/office/word/2010/wordprocessingInk" xmlns:wne="http://schemas.microsoft.com/office/word/2006/wordml" xmlns:wps="http://schemas.microsoft.com/office/word/2010/wordprocessingShape" mc:Ignorable="w14 w15 w16se w16cid w16 w16cex w16sdtdh w16sdtfl w16du wp14">
   <w16cid:commentId w16cid:paraId="3FD429F0" w16cid:durableId="63E79D56"/>
   <w16cid:commentId w16cid:paraId="29833090" w16cid:durableId="1E3B593F"/>
   <w16cid:commentId w16cid:paraId="4FD6AB95" w16cid:durableId="742888CD"/>
@@ -11974,7 +12420,7 @@
 </file>
 
 <file path=word/numbering.xml><?xml version="1.0" encoding="utf-8"?>
-<w:numbering xmlns:wpc="http://schemas.microsoft.com/office/word/2010/wordprocessingCanvas" xmlns:cx="http://schemas.microsoft.com/office/drawing/2014/chartex" xmlns:cx1="http://schemas.microsoft.com/office/drawing/2015/9/8/chartex" xmlns:cx2="http://schemas.microsoft.com/office/drawing/2015/10/21/chartex" xmlns:cx3="http://schemas.microsoft.com/office/drawing/2016/5/9/chartex" xmlns:cx4="http://schemas.microsoft.com/office/drawing/2016/5/10/chartex" xmlns:cx5="http://schemas.microsoft.com/office/drawing/2016/5/11/chartex" xmlns:cx6="http://schemas.microsoft.com/office/drawing/2016/5/12/chartex" xmlns:cx7="http://schemas.microsoft.com/office/drawing/2016/5/13/chartex" xmlns:cx8="http://schemas.microsoft.com/office/drawing/2016/5/14/chartex" xmlns:mc="http://schemas.openxmlformats.org/markup-compatibility/2006" xmlns:m="http://schemas.openxmlformats.org/officeDocument/2006/math" xmlns:aink="http://schemas.microsoft.com/office/drawing/2016/ink" xmlns:am3d="http://schemas.microsoft.com/office/drawing/2017/model3d" xmlns:oel="http://schemas.microsoft.com/office/2019/extlst" xmlns:r="http://schemas.openxmlformats.org/officeDocument/2006/relationships" xmlns:wp14="http://schemas.microsoft.com/office/word/2010/wordprocessingDrawing" xmlns:wp="http://schemas.openxmlformats.org/drawingml/2006/wordprocessingDrawing" xmlns:wpg="http://schemas.microsoft.com/office/word/2010/wordprocessingGroup" xmlns:wpi="http://schemas.microsoft.com/office/word/2010/wordprocessingInk" xmlns:wps="http://schemas.microsoft.com/office/word/2010/wordprocessingShape" xmlns:o="urn:schemas-microsoft-com:office:office" xmlns:v="urn:schemas-microsoft-com:vml" xmlns:w10="urn:schemas-microsoft-com:office:word" xmlns:w="http://schemas.openxmlformats.org/wordprocessingml/2006/main" xmlns:w14="http://schemas.microsoft.com/office/word/2010/wordml" xmlns:w15="http://schemas.microsoft.com/office/word/2012/wordml" xmlns:w16cei="http://schemas.microsoft.com/office/word/2026/wordml/cei" xmlns:w16cex="http://schemas.microsoft.com/office/word/2018/wordml/cex" xmlns:w16cid="http://schemas.microsoft.com/office/word/2016/wordml/cid" xmlns:w16="http://schemas.microsoft.com/office/word/2018/wordml" xmlns:w16sdtdh="http://schemas.microsoft.com/office/word/2020/wordml/sdtdatahash" xmlns:w16sdtfl="http://schemas.microsoft.com/office/word/2024/wordml/sdtformatlock" xmlns:w16se="http://schemas.microsoft.com/office/word/2015/wordml/symex" xmlns:w16du="http://schemas.microsoft.com/office/word/2023/wordml/word16du" xmlns:wne="http://schemas.microsoft.com/office/word/2006/wordml" mc:Ignorable="w14 w15 w16se w16cid w16 w16cex w16sdtdh w16sdtfl w16du wp14">
+<w:numbering xmlns:wpc="http://schemas.microsoft.com/office/word/2010/wordprocessingCanvas" xmlns:cx="http://schemas.microsoft.com/office/drawing/2014/chartex" xmlns:cx1="http://schemas.microsoft.com/office/drawing/2015/9/8/chartex" xmlns:cx2="http://schemas.microsoft.com/office/drawing/2015/10/21/chartex" xmlns:cx3="http://schemas.microsoft.com/office/drawing/2016/5/9/chartex" xmlns:cx4="http://schemas.microsoft.com/office/drawing/2016/5/10/chartex" xmlns:cx5="http://schemas.microsoft.com/office/drawing/2016/5/11/chartex" xmlns:cx6="http://schemas.microsoft.com/office/drawing/2016/5/12/chartex" xmlns:cx7="http://schemas.microsoft.com/office/drawing/2016/5/13/chartex" xmlns:cx8="http://schemas.microsoft.com/office/drawing/2016/5/14/chartex" xmlns:mc="http://schemas.openxmlformats.org/markup-compatibility/2006" xmlns:aink="http://schemas.microsoft.com/office/drawing/2016/ink" xmlns:am3d="http://schemas.microsoft.com/office/drawing/2017/model3d" xmlns:o="urn:schemas-microsoft-com:office:office" xmlns:oel="http://schemas.microsoft.com/office/2019/extlst" xmlns:r="http://schemas.openxmlformats.org/officeDocument/2006/relationships" xmlns:m="http://schemas.openxmlformats.org/officeDocument/2006/math" xmlns:v="urn:schemas-microsoft-com:vml" xmlns:wp14="http://schemas.microsoft.com/office/word/2010/wordprocessingDrawing" xmlns:wp="http://schemas.openxmlformats.org/drawingml/2006/wordprocessingDrawing" xmlns:w10="urn:schemas-microsoft-com:office:word" xmlns:w="http://schemas.openxmlformats.org/wordprocessingml/2006/main" xmlns:w14="http://schemas.microsoft.com/office/word/2010/wordml" xmlns:w15="http://schemas.microsoft.com/office/word/2012/wordml" xmlns:w16cei="http://schemas.microsoft.com/office/word/2026/wordml/cei" xmlns:w16cex="http://schemas.microsoft.com/office/word/2018/wordml/cex" xmlns:w16cid="http://schemas.microsoft.com/office/word/2016/wordml/cid" xmlns:w16="http://schemas.microsoft.com/office/word/2018/wordml" xmlns:w16du="http://schemas.microsoft.com/office/word/2023/wordml/word16du" xmlns:w16sdtdh="http://schemas.microsoft.com/office/word/2020/wordml/sdtdatahash" xmlns:w16sdtfl="http://schemas.microsoft.com/office/word/2024/wordml/sdtformatlock" xmlns:w16se="http://schemas.microsoft.com/office/word/2015/wordml/symex" xmlns:wpg="http://schemas.microsoft.com/office/word/2010/wordprocessingGroup" xmlns:wpi="http://schemas.microsoft.com/office/word/2010/wordprocessingInk" xmlns:wne="http://schemas.microsoft.com/office/word/2006/wordml" xmlns:wps="http://schemas.microsoft.com/office/word/2010/wordprocessingShape" mc:Ignorable="w14 w15 w16se w16cid w16 w16cex w16sdtdh w16sdtfl w16du wp14">
   <w:abstractNum w:abstractNumId="0" w15:restartNumberingAfterBreak="0">
     <w:nsid w:val="009511E6"/>
     <w:multiLevelType w:val="multilevel"/>
@@ -16219,7 +16665,7 @@
 </file>
 
 <file path=word/people.xml><?xml version="1.0" encoding="utf-8"?>
-<w15:people xmlns:wpc="http://schemas.microsoft.com/office/word/2010/wordprocessingCanvas" xmlns:cx="http://schemas.microsoft.com/office/drawing/2014/chartex" xmlns:cx1="http://schemas.microsoft.com/office/drawing/2015/9/8/chartex" xmlns:cx2="http://schemas.microsoft.com/office/drawing/2015/10/21/chartex" xmlns:cx3="http://schemas.microsoft.com/office/drawing/2016/5/9/chartex" xmlns:cx4="http://schemas.microsoft.com/office/drawing/2016/5/10/chartex" xmlns:cx5="http://schemas.microsoft.com/office/drawing/2016/5/11/chartex" xmlns:cx6="http://schemas.microsoft.com/office/drawing/2016/5/12/chartex" xmlns:cx7="http://schemas.microsoft.com/office/drawing/2016/5/13/chartex" xmlns:cx8="http://schemas.microsoft.com/office/drawing/2016/5/14/chartex" xmlns:mc="http://schemas.openxmlformats.org/markup-compatibility/2006" xmlns:m="http://schemas.openxmlformats.org/officeDocument/2006/math" xmlns:aink="http://schemas.microsoft.com/office/drawing/2016/ink" xmlns:am3d="http://schemas.microsoft.com/office/drawing/2017/model3d" xmlns:oel="http://schemas.microsoft.com/office/2019/extlst" xmlns:r="http://schemas.openxmlformats.org/officeDocument/2006/relationships" xmlns:wp14="http://schemas.microsoft.com/office/word/2010/wordprocessingDrawing" xmlns:wp="http://schemas.openxmlformats.org/drawingml/2006/wordprocessingDrawing" xmlns:wpg="http://schemas.microsoft.com/office/word/2010/wordprocessingGroup" xmlns:wpi="http://schemas.microsoft.com/office/word/2010/wordprocessingInk" xmlns:wps="http://schemas.microsoft.com/office/word/2010/wordprocessingShape" xmlns:o="urn:schemas-microsoft-com:office:office" xmlns:v="urn:schemas-microsoft-com:vml" xmlns:w10="urn:schemas-microsoft-com:office:word" xmlns:w="http://schemas.openxmlformats.org/wordprocessingml/2006/main" xmlns:w14="http://schemas.microsoft.com/office/word/2010/wordml" xmlns:w15="http://schemas.microsoft.com/office/word/2012/wordml" xmlns:w16cei="http://schemas.microsoft.com/office/word/2026/wordml/cei" xmlns:w16cex="http://schemas.microsoft.com/office/word/2018/wordml/cex" xmlns:w16cid="http://schemas.microsoft.com/office/word/2016/wordml/cid" xmlns:w16="http://schemas.microsoft.com/office/word/2018/wordml" xmlns:w16sdtdh="http://schemas.microsoft.com/office/word/2020/wordml/sdtdatahash" xmlns:w16sdtfl="http://schemas.microsoft.com/office/word/2024/wordml/sdtformatlock" xmlns:w16se="http://schemas.microsoft.com/office/word/2015/wordml/symex" xmlns:w16du="http://schemas.microsoft.com/office/word/2023/wordml/word16du" xmlns:wne="http://schemas.microsoft.com/office/word/2006/wordml" mc:Ignorable="w14 w15 w16se w16cid w16 w16cex w16sdtdh w16sdtfl w16du wp14">
+<w15:people xmlns:wpc="http://schemas.microsoft.com/office/word/2010/wordprocessingCanvas" xmlns:cx="http://schemas.microsoft.com/office/drawing/2014/chartex" xmlns:cx1="http://schemas.microsoft.com/office/drawing/2015/9/8/chartex" xmlns:cx2="http://schemas.microsoft.com/office/drawing/2015/10/21/chartex" xmlns:cx3="http://schemas.microsoft.com/office/drawing/2016/5/9/chartex" xmlns:cx4="http://schemas.microsoft.com/office/drawing/2016/5/10/chartex" xmlns:cx5="http://schemas.microsoft.com/office/drawing/2016/5/11/chartex" xmlns:cx6="http://schemas.microsoft.com/office/drawing/2016/5/12/chartex" xmlns:cx7="http://schemas.microsoft.com/office/drawing/2016/5/13/chartex" xmlns:cx8="http://schemas.microsoft.com/office/drawing/2016/5/14/chartex" xmlns:mc="http://schemas.openxmlformats.org/markup-compatibility/2006" xmlns:aink="http://schemas.microsoft.com/office/drawing/2016/ink" xmlns:am3d="http://schemas.microsoft.com/office/drawing/2017/model3d" xmlns:o="urn:schemas-microsoft-com:office:office" xmlns:oel="http://schemas.microsoft.com/office/2019/extlst" xmlns:r="http://schemas.openxmlformats.org/officeDocument/2006/relationships" xmlns:m="http://schemas.openxmlformats.org/officeDocument/2006/math" xmlns:v="urn:schemas-microsoft-com:vml" xmlns:wp14="http://schemas.microsoft.com/office/word/2010/wordprocessingDrawing" xmlns:wp="http://schemas.openxmlformats.org/drawingml/2006/wordprocessingDrawing" xmlns:w10="urn:schemas-microsoft-com:office:word" xmlns:w="http://schemas.openxmlformats.org/wordprocessingml/2006/main" xmlns:w14="http://schemas.microsoft.com/office/word/2010/wordml" xmlns:w15="http://schemas.microsoft.com/office/word/2012/wordml" xmlns:w16cei="http://schemas.microsoft.com/office/word/2026/wordml/cei" xmlns:w16cex="http://schemas.microsoft.com/office/word/2018/wordml/cex" xmlns:w16cid="http://schemas.microsoft.com/office/word/2016/wordml/cid" xmlns:w16="http://schemas.microsoft.com/office/word/2018/wordml" xmlns:w16du="http://schemas.microsoft.com/office/word/2023/wordml/word16du" xmlns:w16sdtdh="http://schemas.microsoft.com/office/word/2020/wordml/sdtdatahash" xmlns:w16sdtfl="http://schemas.microsoft.com/office/word/2024/wordml/sdtformatlock" xmlns:w16se="http://schemas.microsoft.com/office/word/2015/wordml/symex" xmlns:wpg="http://schemas.microsoft.com/office/word/2010/wordprocessingGroup" xmlns:wpi="http://schemas.microsoft.com/office/word/2010/wordprocessingInk" xmlns:wne="http://schemas.microsoft.com/office/word/2006/wordml" xmlns:wps="http://schemas.microsoft.com/office/word/2010/wordprocessingShape" mc:Ignorable="w14 w15 w16se w16cid w16 w16cex w16sdtdh w16sdtfl w16du wp14">
   <w15:person w15:author="Parastu Kasaie">
     <w15:presenceInfo w15:providerId="None" w15:userId="Parastu Kasaie"/>
   </w15:person>
@@ -16227,7 +16673,7 @@
 </file>
 
 <file path=word/styles.xml><?xml version="1.0" encoding="utf-8"?>
-<w:styles xmlns:mc="http://schemas.openxmlformats.org/markup-compatibility/2006" xmlns:r="http://schemas.openxmlformats.org/officeDocument/2006/relationships" xmlns:w="http://schemas.openxmlformats.org/wordprocessingml/2006/main" xmlns:w14="http://schemas.microsoft.com/office/word/2010/wordml" xmlns:w15="http://schemas.microsoft.com/office/word/2012/wordml" xmlns:w16cex="http://schemas.microsoft.com/office/word/2018/wordml/cex" xmlns:w16cid="http://schemas.microsoft.com/office/word/2016/wordml/cid" xmlns:w16="http://schemas.microsoft.com/office/word/2018/wordml" xmlns:w16sdtdh="http://schemas.microsoft.com/office/word/2020/wordml/sdtdatahash" xmlns:w16sdtfl="http://schemas.microsoft.com/office/word/2024/wordml/sdtformatlock" xmlns:w16se="http://schemas.microsoft.com/office/word/2015/wordml/symex" xmlns:w16du="http://schemas.microsoft.com/office/word/2023/wordml/word16du" mc:Ignorable="w14 w15 w16se w16cid w16 w16cex w16sdtdh w16sdtfl w16du">
+<w:styles xmlns:mc="http://schemas.openxmlformats.org/markup-compatibility/2006" xmlns:r="http://schemas.openxmlformats.org/officeDocument/2006/relationships" xmlns:w="http://schemas.openxmlformats.org/wordprocessingml/2006/main" xmlns:w14="http://schemas.microsoft.com/office/word/2010/wordml" xmlns:w15="http://schemas.microsoft.com/office/word/2012/wordml" xmlns:w16cex="http://schemas.microsoft.com/office/word/2018/wordml/cex" xmlns:w16cid="http://schemas.microsoft.com/office/word/2016/wordml/cid" xmlns:w16="http://schemas.microsoft.com/office/word/2018/wordml" xmlns:w16du="http://schemas.microsoft.com/office/word/2023/wordml/word16du" xmlns:w16sdtdh="http://schemas.microsoft.com/office/word/2020/wordml/sdtdatahash" xmlns:w16sdtfl="http://schemas.microsoft.com/office/word/2024/wordml/sdtformatlock" xmlns:w16se="http://schemas.microsoft.com/office/word/2015/wordml/symex" mc:Ignorable="w14 w15 w16se w16cid w16 w16cex w16sdtdh w16sdtfl w16du">
   <w:docDefaults>
     <w:rPrDefault>
       <w:rPr>
@@ -16863,6 +17309,7 @@
   <w:style w:type="character" w:default="1" w:styleId="DefaultParagraphFont">
     <w:name w:val="Default Paragraph Font"/>
     <w:uiPriority w:val="1"/>
+    <w:semiHidden/>
     <w:unhideWhenUsed/>
   </w:style>
   <w:style w:type="table" w:default="1" w:styleId="TableNormal">
